--- a/fuentes/11210049_CF01_DI.docx
+++ b/fuentes/11210049_CF01_DI.docx
@@ -4073,26 +4073,23 @@
       </w:pPr>
       <w:commentRangeStart w:id="8"/>
       <w:r>
-        <w:rPr>
-          <w:noProof/>
-        </w:rPr>
         <w:drawing>
-          <wp:inline distT="0" distB="0" distL="0" distR="0" wp14:anchorId="489E1C9C" wp14:editId="74BC5859">
+          <wp:inline wp14:editId="08D1AF4B" wp14:anchorId="489E1C9C">
             <wp:extent cx="6305550" cy="3314700"/>
             <wp:effectExtent l="0" t="0" r="0" b="0"/>
             <wp:docPr id="1784931778" name="Imagen 1"/>
             <wp:cNvGraphicFramePr>
-              <a:graphicFrameLocks xmlns:a="http://schemas.openxmlformats.org/drawingml/2006/main" noChangeAspect="1"/>
+              <a:graphicFrameLocks noChangeAspect="1"/>
             </wp:cNvGraphicFramePr>
-            <a:graphic xmlns:a="http://schemas.openxmlformats.org/drawingml/2006/main">
-              <a:graphicData uri="http://schemas.openxmlformats.org/drawingml/2006/picture">
+            <a:graphic>
+              <a:graphicData xmlns:a="http://schemas.openxmlformats.org/drawingml/2006/main" uri="http://schemas.openxmlformats.org/drawingml/2006/picture">
                 <pic:pic xmlns:pic="http://schemas.openxmlformats.org/drawingml/2006/picture">
                   <pic:nvPicPr>
                     <pic:cNvPr id="1784931778" name=""/>
                     <pic:cNvPicPr/>
                   </pic:nvPicPr>
                   <pic:blipFill>
-                    <a:blip r:embed="rId20"/>
+                    <a:blip xmlns:r="http://schemas.openxmlformats.org/officeDocument/2006/relationships" r:embed="rId20"/>
                     <a:stretch>
                       <a:fillRect/>
                     </a:stretch>
@@ -4115,9 +4112,7 @@
       <w:commentRangeEnd w:id="8"/>
       <w:r>
         <w:rPr>
-          <w:rStyle w:val="Refdecomentario"/>
-          <w:sz w:val="20"/>
-          <w:szCs w:val="20"/>
+          <w:rStyle w:val="CommentReference"/>
         </w:rPr>
         <w:commentReference w:id="8"/>
       </w:r>
@@ -6046,26 +6041,23 @@
       </w:pPr>
       <w:commentRangeStart w:id="14"/>
       <w:r>
-        <w:rPr>
-          <w:noProof/>
-        </w:rPr>
         <w:drawing>
-          <wp:inline distT="0" distB="0" distL="0" distR="0" wp14:anchorId="10E53B83" wp14:editId="049ADD04">
+          <wp:inline wp14:editId="7E577BD3" wp14:anchorId="10E53B83">
             <wp:extent cx="6332220" cy="3959860"/>
             <wp:effectExtent l="0" t="0" r="0" b="2540"/>
             <wp:docPr id="1640454375" name="Imagen 1"/>
             <wp:cNvGraphicFramePr>
-              <a:graphicFrameLocks xmlns:a="http://schemas.openxmlformats.org/drawingml/2006/main" noChangeAspect="1"/>
+              <a:graphicFrameLocks noChangeAspect="1"/>
             </wp:cNvGraphicFramePr>
-            <a:graphic xmlns:a="http://schemas.openxmlformats.org/drawingml/2006/main">
-              <a:graphicData uri="http://schemas.openxmlformats.org/drawingml/2006/picture">
+            <a:graphic>
+              <a:graphicData xmlns:a="http://schemas.openxmlformats.org/drawingml/2006/main" uri="http://schemas.openxmlformats.org/drawingml/2006/picture">
                 <pic:pic xmlns:pic="http://schemas.openxmlformats.org/drawingml/2006/picture">
                   <pic:nvPicPr>
                     <pic:cNvPr id="1640454375" name=""/>
                     <pic:cNvPicPr/>
                   </pic:nvPicPr>
                   <pic:blipFill>
-                    <a:blip r:embed="rId23"/>
+                    <a:blip xmlns:r="http://schemas.openxmlformats.org/officeDocument/2006/relationships" r:embed="rId23"/>
                     <a:stretch>
                       <a:fillRect/>
                     </a:stretch>
@@ -6088,11 +6080,7 @@
       <w:commentRangeEnd w:id="14"/>
       <w:r>
         <w:rPr>
-          <w:rStyle w:val="Refdecomentario"/>
-          <w:rFonts w:eastAsia="Georgia"/>
-          <w:color w:val="C0504D" w:themeColor="accent2"/>
-          <w:sz w:val="20"/>
-          <w:szCs w:val="20"/>
+          <w:rStyle w:val="CommentReference"/>
         </w:rPr>
         <w:commentReference w:id="14"/>
       </w:r>
@@ -14815,10 +14803,6 @@
     <w:p>
       <w:pPr>
         <w:pStyle w:val="Normal0"/>
-        <w:rPr>
-          <w:sz w:val="20"/>
-          <w:szCs w:val="20"/>
-        </w:rPr>
       </w:pPr>
       <w:r>
         <w:rPr>
@@ -14832,7 +14816,6 @@
       <w:pPr>
         <w:pStyle w:val="Normal0"/>
         <w:rPr>
-          <w:color w:val="EE0000"/>
           <w:sz w:val="20"/>
           <w:szCs w:val="20"/>
         </w:rPr>
@@ -14841,44 +14824,32 @@
     <w:p>
       <w:pPr>
         <w:pStyle w:val="Normal0"/>
-        <w:rPr>
-          <w:color w:val="EE0000"/>
-          <w:sz w:val="20"/>
-          <w:szCs w:val="20"/>
-        </w:rPr>
-      </w:pPr>
-    </w:p>
-    <w:p>
-      <w:pPr>
-        <w:pStyle w:val="Normal0"/>
-        <w:rPr>
-          <w:color w:val="EE0000"/>
-          <w:sz w:val="20"/>
-          <w:szCs w:val="20"/>
-        </w:rPr>
-      </w:pPr>
-      <w:commentRangeStart w:id="40"/>
-      <w:r>
-        <w:rPr>
-          <w:noProof/>
-        </w:rPr>
+      </w:pPr>
+      <w:commentRangeStart w:id="1002514987"/>
+      <w:r>
         <w:drawing>
-          <wp:inline distT="0" distB="0" distL="0" distR="0" wp14:anchorId="1F6C76A5" wp14:editId="69013366">
-            <wp:extent cx="6036569" cy="4562061"/>
-            <wp:effectExtent l="0" t="0" r="2540" b="0"/>
-            <wp:docPr id="1907394911" name="Imagen 1"/>
+          <wp:inline wp14:editId="6F50E5D4" wp14:anchorId="5324F268">
+            <wp:extent cx="5715000" cy="3952875"/>
+            <wp:effectExtent l="0" t="0" r="0" b="0"/>
+            <wp:docPr id="1571699513" name="drawing"/>
             <wp:cNvGraphicFramePr>
-              <a:graphicFrameLocks xmlns:a="http://schemas.openxmlformats.org/drawingml/2006/main" noChangeAspect="1"/>
+              <a:graphicFrameLocks noChangeAspect="1"/>
             </wp:cNvGraphicFramePr>
-            <a:graphic xmlns:a="http://schemas.openxmlformats.org/drawingml/2006/main">
-              <a:graphicData uri="http://schemas.openxmlformats.org/drawingml/2006/picture">
+            <a:graphic>
+              <a:graphicData xmlns:a="http://schemas.openxmlformats.org/drawingml/2006/main" uri="http://schemas.openxmlformats.org/drawingml/2006/picture">
                 <pic:pic xmlns:pic="http://schemas.openxmlformats.org/drawingml/2006/picture">
                   <pic:nvPicPr>
-                    <pic:cNvPr id="1907394911" name=""/>
+                    <pic:cNvPr id="1571699513" name="Picture 1571699513"/>
                     <pic:cNvPicPr/>
                   </pic:nvPicPr>
                   <pic:blipFill>
-                    <a:blip r:embed="rId31"/>
+                    <a:blip xmlns:r="http://schemas.openxmlformats.org/officeDocument/2006/relationships" r:embed="rId401367356">
+                      <a:extLst>
+                        <a:ext uri="{28A0092B-C50C-407E-A947-70E740481C1C}">
+                          <a14:useLocalDpi xmlns:a14="http://schemas.microsoft.com/office/drawing/2010/main"/>
+                        </a:ext>
+                      </a:extLst>
+                    </a:blip>
                     <a:stretch>
                       <a:fillRect/>
                     </a:stretch>
@@ -14886,7 +14857,7 @@
                   <pic:spPr>
                     <a:xfrm>
                       <a:off x="0" y="0"/>
-                      <a:ext cx="6050571" cy="4572643"/>
+                      <a:ext cx="5715000" cy="3952875"/>
                     </a:xfrm>
                     <a:prstGeom prst="rect">
                       <a:avLst/>
@@ -14898,20 +14869,76 @@
           </wp:inline>
         </w:drawing>
       </w:r>
-      <w:commentRangeEnd w:id="40"/>
-      <w:r>
-        <w:rPr>
-          <w:rStyle w:val="Refdecomentario"/>
-          <w:sz w:val="20"/>
-          <w:szCs w:val="20"/>
-        </w:rPr>
-        <w:commentReference w:id="40"/>
-      </w:r>
-      <w:r>
-        <w:rPr>
-          <w:sz w:val="20"/>
-          <w:szCs w:val="20"/>
-        </w:rPr>
+      <w:commentRangeEnd w:id="1002514987"/>
+      <w:r>
+        <w:rPr>
+          <w:rStyle w:val="CommentReference"/>
+        </w:rPr>
+        <w:commentReference w:id="1002514987"/>
+      </w:r>
+    </w:p>
+    <w:p>
+      <w:pPr>
+        <w:pStyle w:val="Normal0"/>
+        <w:rPr>
+          <w:sz w:val="20"/>
+          <w:szCs w:val="20"/>
+        </w:rPr>
+      </w:pPr>
+    </w:p>
+    <w:p>
+      <w:pPr>
+        <w:pStyle w:val="Normal0"/>
+      </w:pPr>
+    </w:p>
+    <w:p>
+      <w:pPr>
+        <w:pStyle w:val="Normal0"/>
+        <w:rPr>
+          <w:sz w:val="20"/>
+          <w:szCs w:val="20"/>
+        </w:rPr>
+      </w:pPr>
+    </w:p>
+    <w:p>
+      <w:pPr>
+        <w:pStyle w:val="Normal0"/>
+        <w:rPr>
+          <w:sz w:val="20"/>
+          <w:szCs w:val="20"/>
+        </w:rPr>
+      </w:pPr>
+    </w:p>
+    <w:p>
+      <w:pPr>
+        <w:pStyle w:val="Normal0"/>
+        <w:rPr>
+          <w:color w:val="EE0000"/>
+          <w:sz w:val="20"/>
+          <w:szCs w:val="20"/>
+        </w:rPr>
+      </w:pPr>
+    </w:p>
+    <w:p>
+      <w:pPr>
+        <w:pStyle w:val="Normal0"/>
+        <w:rPr>
+          <w:color w:val="EE0000"/>
+          <w:sz w:val="20"/>
+          <w:szCs w:val="20"/>
+        </w:rPr>
+      </w:pPr>
+    </w:p>
+    <w:p>
+      <w:pPr>
+        <w:pStyle w:val="Normal0"/>
+        <w:rPr>
+          <w:color w:val="EE0000"/>
+          <w:sz w:val="20"/>
+          <w:szCs w:val="20"/>
+        </w:rPr>
+      </w:pPr>
+      <w:r>
         <w:br w:type="page"/>
       </w:r>
     </w:p>
@@ -17417,14 +17444,14 @@
       </w:r>
     </w:p>
   </w:comment>
-  <w:comment w:initials="GA" w:author="Gloria Alzate" w:date="2026-08-12T17:24:00Z" w:id="8">
-    <w:p>
-      <w:pPr>
-        <w:pStyle w:val="Textocomentario"/>
-      </w:pPr>
-      <w:r>
-        <w:rPr>
-          <w:rStyle w:val="Refdecomentario"/>
+  <w:comment xmlns:w="http://schemas.openxmlformats.org/wordprocessingml/2006/main" w:initials="GA" w:author="Gloria Alzate" w:date="08/12/2026 10:24:00" w:id="8">
+    <w:p xmlns:w14="http://schemas.microsoft.com/office/word/2010/wordml">
+      <w:pPr>
+        <w:pStyle w:val="CommentText"/>
+      </w:pPr>
+      <w:r>
+        <w:rPr>
+          <w:rStyle w:val="CommentReference"/>
         </w:rPr>
         <w:annotationRef/>
       </w:r>
@@ -17432,48 +17459,48 @@
         <w:t>Se sugiere rediseñar la siguiente figura propuesta por DI con los siguientes textos:</w:t>
       </w:r>
     </w:p>
-    <w:p>
-      <w:pPr>
-        <w:pStyle w:val="Textocomentario"/>
-      </w:pPr>
-    </w:p>
-    <w:p>
-      <w:pPr>
-        <w:pStyle w:val="Textocomentario"/>
-      </w:pPr>
-      <w:r>
-        <w:rPr>
-          <w:b/>
-          <w:bCs/>
+    <w:p xmlns:w14="http://schemas.microsoft.com/office/word/2010/wordml">
+      <w:pPr>
+        <w:pStyle w:val="CommentText"/>
+      </w:pPr>
+    </w:p>
+    <w:p xmlns:w14="http://schemas.microsoft.com/office/word/2010/wordml">
+      <w:pPr>
+        <w:pStyle w:val="CommentText"/>
+      </w:pPr>
+      <w:r>
+        <w:rPr>
+          <w:b w:val="1"/>
+          <w:bCs w:val="1"/>
         </w:rPr>
         <w:t>Ética individual</w:t>
       </w:r>
     </w:p>
-    <w:p>
-      <w:pPr>
-        <w:pStyle w:val="Textocomentario"/>
+    <w:p xmlns:w14="http://schemas.microsoft.com/office/word/2010/wordml">
+      <w:pPr>
+        <w:pStyle w:val="CommentText"/>
       </w:pPr>
       <w:r>
         <w:t xml:space="preserve">Convicciones y hábitos </w:t>
       </w:r>
     </w:p>
-    <w:p>
-      <w:pPr>
-        <w:pStyle w:val="Textocomentario"/>
-      </w:pPr>
-    </w:p>
-    <w:p>
-      <w:pPr>
-        <w:pStyle w:val="Textocomentario"/>
-      </w:pPr>
-    </w:p>
-    <w:p>
-      <w:pPr>
-        <w:pStyle w:val="Textocomentario"/>
-      </w:pPr>
-      <w:r>
-        <w:rPr>
-          <w:color w:val="0B0B0B"/>
+    <w:p xmlns:w14="http://schemas.microsoft.com/office/word/2010/wordml">
+      <w:pPr>
+        <w:pStyle w:val="CommentText"/>
+      </w:pPr>
+    </w:p>
+    <w:p xmlns:w14="http://schemas.microsoft.com/office/word/2010/wordml">
+      <w:pPr>
+        <w:pStyle w:val="CommentText"/>
+      </w:pPr>
+    </w:p>
+    <w:p xmlns:w14="http://schemas.microsoft.com/office/word/2010/wordml">
+      <w:pPr>
+        <w:pStyle w:val="CommentText"/>
+      </w:pPr>
+      <w:r>
+        <w:rPr>
+          <w:color w:val="0b0b0b"/>
         </w:rPr>
         <w:t>se influyen</w:t>
       </w:r>
@@ -17481,129 +17508,129 @@
         <w:t xml:space="preserve"> </w:t>
       </w:r>
     </w:p>
-    <w:p>
-      <w:pPr>
-        <w:pStyle w:val="Textocomentario"/>
-      </w:pPr>
-    </w:p>
-    <w:p>
-      <w:pPr>
-        <w:pStyle w:val="Textocomentario"/>
-      </w:pPr>
-    </w:p>
-    <w:p>
-      <w:pPr>
-        <w:pStyle w:val="Textocomentario"/>
-      </w:pPr>
-      <w:r>
-        <w:rPr>
-          <w:b/>
-          <w:bCs/>
+    <w:p xmlns:w14="http://schemas.microsoft.com/office/word/2010/wordml">
+      <w:pPr>
+        <w:pStyle w:val="CommentText"/>
+      </w:pPr>
+    </w:p>
+    <w:p xmlns:w14="http://schemas.microsoft.com/office/word/2010/wordml">
+      <w:pPr>
+        <w:pStyle w:val="CommentText"/>
+      </w:pPr>
+    </w:p>
+    <w:p xmlns:w14="http://schemas.microsoft.com/office/word/2010/wordml">
+      <w:pPr>
+        <w:pStyle w:val="CommentText"/>
+      </w:pPr>
+      <w:r>
+        <w:rPr>
+          <w:b w:val="1"/>
+          <w:bCs w:val="1"/>
         </w:rPr>
         <w:t>Ética organizacional</w:t>
       </w:r>
     </w:p>
-    <w:p>
-      <w:pPr>
-        <w:pStyle w:val="Textocomentario"/>
+    <w:p xmlns:w14="http://schemas.microsoft.com/office/word/2010/wordml">
+      <w:pPr>
+        <w:pStyle w:val="CommentText"/>
       </w:pPr>
       <w:r>
         <w:t>Normas y liderazgo</w:t>
       </w:r>
     </w:p>
-    <w:p>
-      <w:pPr>
-        <w:pStyle w:val="Textocomentario"/>
-      </w:pPr>
-    </w:p>
-    <w:p>
-      <w:pPr>
-        <w:pStyle w:val="Textocomentario"/>
-      </w:pPr>
-      <w:r>
-        <w:rPr>
-          <w:b/>
-          <w:bCs/>
+    <w:p xmlns:w14="http://schemas.microsoft.com/office/word/2010/wordml">
+      <w:pPr>
+        <w:pStyle w:val="CommentText"/>
+      </w:pPr>
+    </w:p>
+    <w:p xmlns:w14="http://schemas.microsoft.com/office/word/2010/wordml">
+      <w:pPr>
+        <w:pStyle w:val="CommentText"/>
+      </w:pPr>
+      <w:r>
+        <w:rPr>
+          <w:b w:val="1"/>
+          <w:bCs w:val="1"/>
         </w:rPr>
         <w:t>Cuando se refuerzan</w:t>
       </w:r>
     </w:p>
-    <w:p>
-      <w:pPr>
-        <w:pStyle w:val="Textocomentario"/>
+    <w:p xmlns:w14="http://schemas.microsoft.com/office/word/2010/wordml">
+      <w:pPr>
+        <w:pStyle w:val="CommentText"/>
       </w:pPr>
       <w:r>
         <w:t>Confianza y credibilidad</w:t>
       </w:r>
     </w:p>
-    <w:p>
-      <w:pPr>
-        <w:pStyle w:val="Textocomentario"/>
+    <w:p xmlns:w14="http://schemas.microsoft.com/office/word/2010/wordml">
+      <w:pPr>
+        <w:pStyle w:val="CommentText"/>
       </w:pPr>
       <w:r>
         <w:t xml:space="preserve">Convivencia respetuosa </w:t>
       </w:r>
     </w:p>
-    <w:p>
-      <w:pPr>
-        <w:pStyle w:val="Textocomentario"/>
-      </w:pPr>
-    </w:p>
-    <w:p>
-      <w:pPr>
-        <w:pStyle w:val="Textocomentario"/>
-      </w:pPr>
-      <w:r>
-        <w:rPr>
-          <w:b/>
-          <w:bCs/>
+    <w:p xmlns:w14="http://schemas.microsoft.com/office/word/2010/wordml">
+      <w:pPr>
+        <w:pStyle w:val="CommentText"/>
+      </w:pPr>
+    </w:p>
+    <w:p xmlns:w14="http://schemas.microsoft.com/office/word/2010/wordml">
+      <w:pPr>
+        <w:pStyle w:val="CommentText"/>
+      </w:pPr>
+      <w:r>
+        <w:rPr>
+          <w:b w:val="1"/>
+          <w:bCs w:val="1"/>
         </w:rPr>
         <w:t>Cuando se desconectan</w:t>
       </w:r>
     </w:p>
-    <w:p>
-      <w:pPr>
-        <w:pStyle w:val="Textocomentario"/>
+    <w:p xmlns:w14="http://schemas.microsoft.com/office/word/2010/wordml">
+      <w:pPr>
+        <w:pStyle w:val="CommentText"/>
       </w:pPr>
       <w:r>
         <w:t>Oportunismo e inequidad</w:t>
       </w:r>
     </w:p>
-    <w:p>
-      <w:pPr>
-        <w:pStyle w:val="Textocomentario"/>
+    <w:p xmlns:w14="http://schemas.microsoft.com/office/word/2010/wordml">
+      <w:pPr>
+        <w:pStyle w:val="CommentText"/>
       </w:pPr>
       <w:r>
         <w:t xml:space="preserve">Pérdida de legitimidad </w:t>
       </w:r>
     </w:p>
-    <w:p>
-      <w:pPr>
-        <w:pStyle w:val="Textocomentario"/>
-      </w:pPr>
-    </w:p>
-    <w:p>
-      <w:pPr>
-        <w:pStyle w:val="Textocomentario"/>
-      </w:pPr>
-      <w:r>
-        <w:rPr>
-          <w:color w:val="C0504D"/>
+    <w:p xmlns:w14="http://schemas.microsoft.com/office/word/2010/wordml">
+      <w:pPr>
+        <w:pStyle w:val="CommentText"/>
+      </w:pPr>
+    </w:p>
+    <w:p xmlns:w14="http://schemas.microsoft.com/office/word/2010/wordml">
+      <w:pPr>
+        <w:pStyle w:val="CommentText"/>
+      </w:pPr>
+      <w:r>
+        <w:rPr>
+          <w:color w:val="c0504d"/>
         </w:rPr>
         <w:t>Texto alternativo:</w:t>
       </w:r>
     </w:p>
-    <w:p>
-      <w:pPr>
-        <w:pStyle w:val="Textocomentario"/>
-      </w:pPr>
-    </w:p>
-    <w:p>
-      <w:pPr>
-        <w:pStyle w:val="Textocomentario"/>
-      </w:pPr>
-      <w:r>
-        <w:t xml:space="preserve">Figura que representa la interacción entre la ética individual y la organizacional en función de su coherencia: al reforzarse generan confianza; al desconectarse, oportunismo y pérdida de legitimidad. </w:t>
+    <w:p xmlns:w14="http://schemas.microsoft.com/office/word/2010/wordml">
+      <w:pPr>
+        <w:pStyle w:val="CommentText"/>
+      </w:pPr>
+    </w:p>
+    <w:p xmlns:w14="http://schemas.microsoft.com/office/word/2010/wordml">
+      <w:pPr>
+        <w:pStyle w:val="CommentText"/>
+      </w:pPr>
+      <w:r>
+        <w:t xml:space="preserve">La figura 1,  representa la interacción entre la ética individual y la organizacional en función de su coherencia: al reforzarse generan confianza; al desconectarse, oportunismo y pérdida de legitimidad. </w:t>
       </w:r>
     </w:p>
   </w:comment>
@@ -17763,14 +17790,14 @@
       </w:r>
     </w:p>
   </w:comment>
-  <w:comment w:initials="GA" w:author="Gloria Alzate" w:date="2026-08-13T11:16:00Z" w:id="14">
-    <w:p>
-      <w:pPr>
-        <w:pStyle w:val="Textocomentario"/>
-      </w:pPr>
-      <w:r>
-        <w:rPr>
-          <w:rStyle w:val="Refdecomentario"/>
+  <w:comment xmlns:w="http://schemas.openxmlformats.org/wordprocessingml/2006/main" w:initials="GA" w:author="Gloria Alzate" w:date="08/13/2026 04:16:00" w:id="14">
+    <w:p xmlns:w14="http://schemas.microsoft.com/office/word/2010/wordml">
+      <w:pPr>
+        <w:pStyle w:val="CommentText"/>
+      </w:pPr>
+      <w:r>
+        <w:rPr>
+          <w:rStyle w:val="CommentReference"/>
         </w:rPr>
         <w:annotationRef/>
       </w:r>
@@ -17778,189 +17805,153 @@
         <w:t>Se sugiere rediseñar la siguiente figura propuesta con los siguientes textos:</w:t>
       </w:r>
     </w:p>
-    <w:p>
-      <w:pPr>
-        <w:pStyle w:val="Textocomentario"/>
-      </w:pPr>
-    </w:p>
-    <w:p>
-      <w:pPr>
-        <w:pStyle w:val="Textocomentario"/>
-      </w:pPr>
-      <w:r>
-        <w:rPr>
-          <w:b/>
-          <w:bCs/>
+    <w:p xmlns:w14="http://schemas.microsoft.com/office/word/2010/wordml">
+      <w:pPr>
+        <w:pStyle w:val="CommentText"/>
+      </w:pPr>
+    </w:p>
+    <w:p xmlns:w14="http://schemas.microsoft.com/office/word/2010/wordml">
+      <w:pPr>
+        <w:pStyle w:val="CommentText"/>
+      </w:pPr>
+      <w:r>
+        <w:rPr>
+          <w:b w:val="1"/>
+          <w:bCs w:val="1"/>
         </w:rPr>
         <w:t>Relación vertical</w:t>
       </w:r>
       <w:r>
-        <w:br/>
-      </w:r>
-      <w:r>
         <w:t>Hay diferencia de autoridad</w:t>
       </w:r>
     </w:p>
-    <w:p>
-      <w:pPr>
-        <w:pStyle w:val="Textocomentario"/>
-      </w:pPr>
-      <w:r>
-        <w:t>Quien dirige</w:t>
-      </w:r>
-      <w:r>
-        <w:br/>
-      </w:r>
-      <w:r>
-        <w:t>Quien ejecuta</w:t>
-      </w:r>
-    </w:p>
-    <w:p>
-      <w:pPr>
-        <w:pStyle w:val="Textocomentario"/>
-      </w:pPr>
-    </w:p>
-    <w:p>
-      <w:pPr>
-        <w:pStyle w:val="Textocomentario"/>
-        <w:numPr>
-          <w:ilvl w:val="0"/>
-          <w:numId w:val="11"/>
-        </w:numPr>
+    <w:p xmlns:w14="http://schemas.microsoft.com/office/word/2010/wordml">
+      <w:pPr>
+        <w:pStyle w:val="CommentText"/>
+      </w:pPr>
+      <w:r>
+        <w:t>Quien dirigeQuien ejecuta</w:t>
+      </w:r>
+    </w:p>
+    <w:p xmlns:w14="http://schemas.microsoft.com/office/word/2010/wordml">
+      <w:pPr>
+        <w:pStyle w:val="CommentText"/>
+      </w:pPr>
+    </w:p>
+    <w:p xmlns:w14="http://schemas.microsoft.com/office/word/2010/wordml">
+      <w:pPr>
+        <w:pStyle w:val="CommentText"/>
       </w:pPr>
       <w:r>
         <w:t>Implica poder y evaluación.</w:t>
       </w:r>
     </w:p>
-    <w:p>
-      <w:pPr>
-        <w:pStyle w:val="Textocomentario"/>
-        <w:numPr>
-          <w:ilvl w:val="0"/>
-          <w:numId w:val="11"/>
-        </w:numPr>
+    <w:p xmlns:w14="http://schemas.microsoft.com/office/word/2010/wordml">
+      <w:pPr>
+        <w:pStyle w:val="CommentText"/>
       </w:pPr>
       <w:r>
         <w:t>El trato influye en la percepción de justicia.</w:t>
       </w:r>
     </w:p>
-    <w:p>
-      <w:pPr>
-        <w:pStyle w:val="Textocomentario"/>
-        <w:numPr>
-          <w:ilvl w:val="0"/>
-          <w:numId w:val="11"/>
-        </w:numPr>
+    <w:p xmlns:w14="http://schemas.microsoft.com/office/word/2010/wordml">
+      <w:pPr>
+        <w:pStyle w:val="CommentText"/>
       </w:pPr>
       <w:r>
         <w:t>Exige mayor cuidado ético.</w:t>
       </w:r>
     </w:p>
-    <w:p>
-      <w:pPr>
-        <w:pStyle w:val="Textocomentario"/>
-      </w:pPr>
-    </w:p>
-    <w:p>
-      <w:pPr>
-        <w:pStyle w:val="Textocomentario"/>
-      </w:pPr>
-      <w:r>
-        <w:rPr>
-          <w:b/>
-          <w:bCs/>
+    <w:p xmlns:w14="http://schemas.microsoft.com/office/word/2010/wordml">
+      <w:pPr>
+        <w:pStyle w:val="CommentText"/>
+      </w:pPr>
+    </w:p>
+    <w:p xmlns:w14="http://schemas.microsoft.com/office/word/2010/wordml">
+      <w:pPr>
+        <w:pStyle w:val="CommentText"/>
+      </w:pPr>
+      <w:r>
+        <w:rPr>
+          <w:b w:val="1"/>
+          <w:bCs w:val="1"/>
         </w:rPr>
         <w:t>Relación horizontal</w:t>
       </w:r>
       <w:r>
-        <w:br/>
-      </w:r>
-      <w:r>
         <w:t>Personas del mismo nivel</w:t>
       </w:r>
     </w:p>
-    <w:p>
-      <w:pPr>
-        <w:pStyle w:val="Textocomentario"/>
+    <w:p xmlns:w14="http://schemas.microsoft.com/office/word/2010/wordml">
+      <w:pPr>
+        <w:pStyle w:val="CommentText"/>
       </w:pPr>
       <w:r>
         <w:t>Compañeros de equipo</w:t>
       </w:r>
     </w:p>
-    <w:p>
-      <w:pPr>
-        <w:pStyle w:val="Textocomentario"/>
-      </w:pPr>
-    </w:p>
-    <w:p>
-      <w:pPr>
-        <w:pStyle w:val="Textocomentario"/>
-        <w:numPr>
-          <w:ilvl w:val="0"/>
-          <w:numId w:val="12"/>
-        </w:numPr>
+    <w:p xmlns:w14="http://schemas.microsoft.com/office/word/2010/wordml">
+      <w:pPr>
+        <w:pStyle w:val="CommentText"/>
+      </w:pPr>
+    </w:p>
+    <w:p xmlns:w14="http://schemas.microsoft.com/office/word/2010/wordml">
+      <w:pPr>
+        <w:pStyle w:val="CommentText"/>
       </w:pPr>
       <w:r>
         <w:t>Se basa en la reciprocidad.</w:t>
       </w:r>
     </w:p>
-    <w:p>
-      <w:pPr>
-        <w:pStyle w:val="Textocomentario"/>
-        <w:numPr>
-          <w:ilvl w:val="0"/>
-          <w:numId w:val="12"/>
-        </w:numPr>
+    <w:p xmlns:w14="http://schemas.microsoft.com/office/word/2010/wordml">
+      <w:pPr>
+        <w:pStyle w:val="CommentText"/>
       </w:pPr>
       <w:r>
         <w:t>Favorece el trabajo colaborativo y la solidaridad.</w:t>
       </w:r>
     </w:p>
-    <w:p>
-      <w:pPr>
-        <w:pStyle w:val="Textocomentario"/>
-        <w:numPr>
-          <w:ilvl w:val="0"/>
-          <w:numId w:val="12"/>
-        </w:numPr>
+    <w:p xmlns:w14="http://schemas.microsoft.com/office/word/2010/wordml">
+      <w:pPr>
+        <w:pStyle w:val="CommentText"/>
       </w:pPr>
       <w:r>
         <w:t>Impulsa el aprendizaje entre pares.</w:t>
       </w:r>
     </w:p>
-    <w:p>
-      <w:pPr>
-        <w:pStyle w:val="Textocomentario"/>
-      </w:pPr>
-    </w:p>
-    <w:p>
-      <w:pPr>
-        <w:pStyle w:val="Textocomentario"/>
-      </w:pPr>
-    </w:p>
-    <w:p>
-      <w:pPr>
-        <w:pStyle w:val="Textocomentario"/>
-      </w:pPr>
-      <w:r>
-        <w:rPr>
-          <w:b/>
-          <w:bCs/>
+    <w:p xmlns:w14="http://schemas.microsoft.com/office/word/2010/wordml">
+      <w:pPr>
+        <w:pStyle w:val="CommentText"/>
+      </w:pPr>
+    </w:p>
+    <w:p xmlns:w14="http://schemas.microsoft.com/office/word/2010/wordml">
+      <w:pPr>
+        <w:pStyle w:val="CommentText"/>
+      </w:pPr>
+    </w:p>
+    <w:p xmlns:w14="http://schemas.microsoft.com/office/word/2010/wordml">
+      <w:pPr>
+        <w:pStyle w:val="CommentText"/>
+      </w:pPr>
+      <w:r>
+        <w:rPr>
+          <w:b w:val="1"/>
+          <w:bCs w:val="1"/>
         </w:rPr>
         <w:t>Texto alternativo:</w:t>
       </w:r>
     </w:p>
-    <w:p>
-      <w:pPr>
-        <w:pStyle w:val="Textocomentario"/>
-      </w:pPr>
-    </w:p>
-    <w:p>
-      <w:pPr>
-        <w:pStyle w:val="Textocomentario"/>
-      </w:pPr>
-      <w:r>
-        <w:t xml:space="preserve">Figura que compara dos vínculos laborales: la relación vertical, entre quien dirige y quien ejecuta, marcada por la autoridad y la evaluación; y la horizontal, entre compañeros, basada en la reciprocidad y la colaboración. Reconocer esa diferencia permite ajustar la comunicación y el trato que corresponde a cada caso. </w:t>
+    <w:p xmlns:w14="http://schemas.microsoft.com/office/word/2010/wordml">
+      <w:pPr>
+        <w:pStyle w:val="CommentText"/>
+      </w:pPr>
+    </w:p>
+    <w:p xmlns:w14="http://schemas.microsoft.com/office/word/2010/wordml">
+      <w:pPr>
+        <w:pStyle w:val="CommentText"/>
+      </w:pPr>
+      <w:r>
+        <w:t xml:space="preserve">La figura 2 compara dos vínculos laborales: la relación vertical, entre quien dirige y quien ejecuta, marcada por la autoridad y la evaluación; y la horizontal, entre compañeros, basada en la reciprocidad y la colaboración. Reconocer esa diferencia permite ajustar la comunicación y el trato que corresponde a cada caso. </w:t>
       </w:r>
     </w:p>
   </w:comment>
@@ -19411,27 +19402,25 @@
       </w:r>
     </w:p>
   </w:comment>
-  <w:comment w:initials="GA" w:author="Gloria Alzate" w:date="2026-08-12T12:19:00Z" w:id="40">
-    <w:p>
-      <w:pPr>
-        <w:pStyle w:val="Textocomentario"/>
-      </w:pPr>
-      <w:r>
-        <w:rPr>
-          <w:rStyle w:val="Refdecomentario"/>
+  <w:comment xmlns:w="http://schemas.openxmlformats.org/wordprocessingml/2006/main" w:initials="GS" w:author="Gloria Lida Alzate Suarez" w:date="2026-08-21T17:59:33" w:id="1002514987">
+    <w:p xmlns:w14="http://schemas.microsoft.com/office/word/2010/wordml" xmlns:w="http://schemas.openxmlformats.org/wordprocessingml/2006/main">
+      <w:pPr>
+        <w:pStyle w:val="CommentText"/>
+      </w:pPr>
+      <w:r>
+        <w:rPr>
+          <w:rStyle w:val="CommentReference"/>
         </w:rPr>
         <w:annotationRef/>
       </w:r>
       <w:r>
-        <w:rPr>
-          <w:b/>
-          <w:bCs/>
-        </w:rPr>
         <w:t>Texto alternativo:</w:t>
       </w:r>
-      <w:r>
-        <w:br/>
-      </w:r>
+    </w:p>
+    <w:p xmlns:w14="http://schemas.microsoft.com/office/word/2010/wordml" xmlns:w="http://schemas.openxmlformats.org/wordprocessingml/2006/main">
+      <w:pPr>
+        <w:pStyle w:val="CommentText"/>
+      </w:pPr>
       <w:r>
         <w:t>Mapa conceptual sobre la ética y la gestión del talento humano. Integra cuatro ejes: la ética, las relaciones interpersonales, la gestión del talento humano y la inteligencia emocional, que juntos fortalecen la convivencia, el clima laboral y la sostenibilidad de la organización.</w:t>
       </w:r>
@@ -19441,37 +19430,37 @@
 </file>
 
 <file path=word/commentsExtended.xml><?xml version="1.0" encoding="utf-8"?>
-<w15:commentsEx xmlns:wpc="http://schemas.microsoft.com/office/word/2010/wordprocessingCanvas" xmlns:cx="http://schemas.microsoft.com/office/drawing/2014/chartex" xmlns:cx1="http://schemas.microsoft.com/office/drawing/2015/9/8/chartex" xmlns:cx2="http://schemas.microsoft.com/office/drawing/2015/10/21/chartex" xmlns:cx3="http://schemas.microsoft.com/office/drawing/2016/5/9/chartex" xmlns:cx4="http://schemas.microsoft.com/office/drawing/2016/5/10/chartex" xmlns:cx5="http://schemas.microsoft.com/office/drawing/2016/5/11/chartex" xmlns:cx6="http://schemas.microsoft.com/office/drawing/2016/5/12/chartex" xmlns:cx7="http://schemas.microsoft.com/office/drawing/2016/5/13/chartex" xmlns:cx8="http://schemas.microsoft.com/office/drawing/2016/5/14/chartex" xmlns:mc="http://schemas.openxmlformats.org/markup-compatibility/2006" xmlns:aink="http://schemas.microsoft.com/office/drawing/2016/ink" xmlns:am3d="http://schemas.microsoft.com/office/drawing/2017/model3d" xmlns:o="urn:schemas-microsoft-com:office:office" xmlns:oel="http://schemas.microsoft.com/office/2019/extlst" xmlns:r="http://schemas.openxmlformats.org/officeDocument/2006/relationships" xmlns:m="http://schemas.openxmlformats.org/officeDocument/2006/math" xmlns:v="urn:schemas-microsoft-com:vml" xmlns:wp14="http://schemas.microsoft.com/office/word/2010/wordprocessingDrawing" xmlns:wp="http://schemas.openxmlformats.org/drawingml/2006/wordprocessingDrawing" xmlns:w10="urn:schemas-microsoft-com:office:word" xmlns:w="http://schemas.openxmlformats.org/wordprocessingml/2006/main" xmlns:w14="http://schemas.microsoft.com/office/word/2010/wordml" xmlns:w15="http://schemas.microsoft.com/office/word/2012/wordml" xmlns:w16cei="http://schemas.microsoft.com/office/word/2026/wordml/cei" xmlns:w16cex="http://schemas.microsoft.com/office/word/2018/wordml/cex" xmlns:w16cid="http://schemas.microsoft.com/office/word/2016/wordml/cid" xmlns:w16="http://schemas.microsoft.com/office/word/2018/wordml" xmlns:w16du="http://schemas.microsoft.com/office/word/2023/wordml/word16du" xmlns:w16sdtdh="http://schemas.microsoft.com/office/word/2020/wordml/sdtdatahash" xmlns:w16sdtfl="http://schemas.microsoft.com/office/word/2024/wordml/sdtformatlock" xmlns:w16se="http://schemas.microsoft.com/office/word/2015/wordml/symex" xmlns:wpg="http://schemas.microsoft.com/office/word/2010/wordprocessingGroup" xmlns:wpi="http://schemas.microsoft.com/office/word/2010/wordprocessingInk" xmlns:wne="http://schemas.microsoft.com/office/word/2006/wordml" xmlns:wps="http://schemas.microsoft.com/office/word/2010/wordprocessingShape" mc:Ignorable="w14 w15 w16se w16cid w16 w16cex w16sdtdh w16sdtfl w16du wp14">
-  <w15:commentEx w15:paraId="64B10919" w15:done="0"/>
-  <w15:commentEx w15:paraId="5E44EEBF" w15:done="0"/>
-  <w15:commentEx w15:paraId="1C40416B" w15:done="0"/>
-  <w15:commentEx w15:paraId="6D82F71F" w15:done="0"/>
-  <w15:commentEx w15:paraId="73BD1466" w15:done="0"/>
-  <w15:commentEx w15:paraId="1BD11249" w15:done="0"/>
-  <w15:commentEx w15:paraId="485F74CF" w15:done="0"/>
-  <w15:commentEx w15:paraId="424C502D" w15:done="0"/>
-  <w15:commentEx w15:paraId="108F99BA" w15:done="0"/>
-  <w15:commentEx w15:paraId="1A33B00D" w15:done="0"/>
-  <w15:commentEx w15:paraId="3A65AB7F" w15:done="0"/>
-  <w15:commentEx w15:paraId="5445DD43" w15:done="0"/>
-  <w15:commentEx w15:paraId="595BA675" w15:done="0"/>
-  <w15:commentEx w15:paraId="6B6502FE" w15:done="0"/>
-  <w15:commentEx w15:paraId="0D38663C" w15:done="0"/>
-  <w15:commentEx w15:paraId="54000604" w15:done="0"/>
-  <w15:commentEx w15:paraId="654CAAB2" w15:done="0"/>
-  <w15:commentEx w15:paraId="765A5916" w15:done="0"/>
-  <w15:commentEx w15:paraId="6B3300BE" w15:done="0"/>
-  <w15:commentEx w15:paraId="5E08B201" w15:done="0"/>
-  <w15:commentEx w15:paraId="40C41E84" w15:done="0"/>
-  <w15:commentEx w15:paraId="218B18EE" w15:done="0"/>
-  <w15:commentEx w15:paraId="64A37205" w15:done="0"/>
-  <w15:commentEx w15:paraId="18998FE9" w15:done="0"/>
-  <w15:commentEx w15:paraId="3E613009" w15:done="0"/>
+<w15:commentsEx xmlns:mc="http://schemas.openxmlformats.org/markup-compatibility/2006" xmlns:w15="http://schemas.microsoft.com/office/word/2012/wordml" mc:Ignorable="w15">
+  <w15:commentEx w15:done="0" w15:paraId="64B10919"/>
+  <w15:commentEx w15:done="0" w15:paraId="5E44EEBF"/>
+  <w15:commentEx w15:done="0" w15:paraId="1C40416B"/>
+  <w15:commentEx w15:done="0" w15:paraId="6D82F71F"/>
+  <w15:commentEx w15:done="0" w15:paraId="73BD1466"/>
+  <w15:commentEx w15:done="0" w15:paraId="1BD11249"/>
+  <w15:commentEx w15:done="0" w15:paraId="485F74CF"/>
+  <w15:commentEx w15:done="0" w15:paraId="424C502D"/>
+  <w15:commentEx w15:done="0" w15:paraId="108F99BA"/>
+  <w15:commentEx w15:done="0" w15:paraId="1A33B00D"/>
+  <w15:commentEx w15:done="0" w15:paraId="3A65AB7F"/>
+  <w15:commentEx w15:done="0" w15:paraId="5445DD43"/>
+  <w15:commentEx w15:done="0" w15:paraId="595BA675"/>
+  <w15:commentEx w15:done="0" w15:paraId="6B6502FE"/>
+  <w15:commentEx w15:done="0" w15:paraId="0D38663C"/>
+  <w15:commentEx w15:done="0" w15:paraId="54000604"/>
+  <w15:commentEx w15:done="0" w15:paraId="654CAAB2"/>
+  <w15:commentEx w15:done="0" w15:paraId="765A5916"/>
+  <w15:commentEx w15:done="0" w15:paraId="6B3300BE"/>
+  <w15:commentEx w15:done="0" w15:paraId="5E08B201"/>
+  <w15:commentEx w15:done="0" w15:paraId="40C41E84"/>
+  <w15:commentEx w15:done="0" w15:paraId="218B18EE"/>
+  <w15:commentEx w15:done="0" w15:paraId="64A37205"/>
+  <w15:commentEx w15:done="0" w15:paraId="18998FE9"/>
+  <w15:commentEx w15:done="0" w15:paraId="675373B3"/>
 </w15:commentsEx>
 </file>
 
 <file path=word/commentsExtensible.xml><?xml version="1.0" encoding="utf-8"?>
-<w16cex:commentsExtensible xmlns:wpc="http://schemas.microsoft.com/office/word/2010/wordprocessingCanvas" xmlns:cx="http://schemas.microsoft.com/office/drawing/2014/chartex" xmlns:cx1="http://schemas.microsoft.com/office/drawing/2015/9/8/chartex" xmlns:cx2="http://schemas.microsoft.com/office/drawing/2015/10/21/chartex" xmlns:cx3="http://schemas.microsoft.com/office/drawing/2016/5/9/chartex" xmlns:cx4="http://schemas.microsoft.com/office/drawing/2016/5/10/chartex" xmlns:cx5="http://schemas.microsoft.com/office/drawing/2016/5/11/chartex" xmlns:cx6="http://schemas.microsoft.com/office/drawing/2016/5/12/chartex" xmlns:cx7="http://schemas.microsoft.com/office/drawing/2016/5/13/chartex" xmlns:cx8="http://schemas.microsoft.com/office/drawing/2016/5/14/chartex" xmlns:cr="http://schemas.microsoft.com/office/comments/2020/reactions" xmlns:mc="http://schemas.openxmlformats.org/markup-compatibility/2006" xmlns:aink="http://schemas.microsoft.com/office/drawing/2016/ink" xmlns:am3d="http://schemas.microsoft.com/office/drawing/2017/model3d" xmlns:o="urn:schemas-microsoft-com:office:office" xmlns:oel="http://schemas.microsoft.com/office/2019/extlst" xmlns:r="http://schemas.openxmlformats.org/officeDocument/2006/relationships" xmlns:m="http://schemas.openxmlformats.org/officeDocument/2006/math" xmlns:v="urn:schemas-microsoft-com:vml" xmlns:wp14="http://schemas.microsoft.com/office/word/2010/wordprocessingDrawing" xmlns:wp="http://schemas.openxmlformats.org/drawingml/2006/wordprocessingDrawing" xmlns:w10="urn:schemas-microsoft-com:office:word" xmlns:w="http://schemas.openxmlformats.org/wordprocessingml/2006/main" xmlns:w14="http://schemas.microsoft.com/office/word/2010/wordml" xmlns:w15="http://schemas.microsoft.com/office/word/2012/wordml" xmlns:w16cei="http://schemas.microsoft.com/office/word/2026/wordml/cei" xmlns:w16cex="http://schemas.microsoft.com/office/word/2018/wordml/cex" xmlns:w16cid="http://schemas.microsoft.com/office/word/2016/wordml/cid" xmlns:w16="http://schemas.microsoft.com/office/word/2018/wordml" xmlns:w16du="http://schemas.microsoft.com/office/word/2023/wordml/word16du" xmlns:w16sdtdh="http://schemas.microsoft.com/office/word/2020/wordml/sdtdatahash" xmlns:w16sdtfl="http://schemas.microsoft.com/office/word/2024/wordml/sdtformatlock" xmlns:w16se="http://schemas.microsoft.com/office/word/2015/wordml/symex" xmlns:wpg="http://schemas.microsoft.com/office/word/2010/wordprocessingGroup" xmlns:wpi="http://schemas.microsoft.com/office/word/2010/wordprocessingInk" xmlns:wne="http://schemas.microsoft.com/office/word/2006/wordml" xmlns:wps="http://schemas.microsoft.com/office/word/2010/wordprocessingShape" mc:Ignorable="w14 w15 w16se w16cid w16 w16cex w16sdtdh w16sdtfl cr w16du wp14">
+<w16cex:commentsExtensible xmlns:w16="http://schemas.microsoft.com/office/word/2018/wordml" xmlns:w16cex="http://schemas.microsoft.com/office/word/2018/wordml/cex" xmlns:mc="http://schemas.openxmlformats.org/markup-compatibility/2006" mc:Ignorable="w16 w16cex">
   <w16cex:commentExtensible w16cex:durableId="0FE151E8" w16cex:dateUtc="2026-08-12T20:16:00Z"/>
   <w16cex:commentExtensible w16cex:durableId="2D26A441" w16cex:dateUtc="2026-08-14T10:44:00Z"/>
   <w16cex:commentExtensible w16cex:durableId="44901137" w16cex:dateUtc="2026-08-14T10:46:00Z"/>
@@ -19496,12 +19485,12 @@
   <w16cex:commentExtensible w16cex:durableId="70B08128" w16cex:dateUtc="2026-08-13T21:22:00Z"/>
   <w16cex:commentExtensible w16cex:durableId="2A53DBA5" w16cex:dateUtc="2026-08-13T22:57:00Z"/>
   <w16cex:commentExtensible w16cex:durableId="0DE2D441" w16cex:dateUtc="2026-08-14T11:32:00Z"/>
-  <w16cex:commentExtensible w16cex:durableId="33E417B3" w16cex:dateUtc="2026-08-12T17:19:00Z"/>
+  <w16cex:commentExtensible w16cex:durableId="5504E301" w16cex:dateUtc="2026-08-21T22:59:33.142Z"/>
 </w16cex:commentsExtensible>
 </file>
 
 <file path=word/commentsIds.xml><?xml version="1.0" encoding="utf-8"?>
-<w16cid:commentsIds xmlns:wpc="http://schemas.microsoft.com/office/word/2010/wordprocessingCanvas" xmlns:cx="http://schemas.microsoft.com/office/drawing/2014/chartex" xmlns:cx1="http://schemas.microsoft.com/office/drawing/2015/9/8/chartex" xmlns:cx2="http://schemas.microsoft.com/office/drawing/2015/10/21/chartex" xmlns:cx3="http://schemas.microsoft.com/office/drawing/2016/5/9/chartex" xmlns:cx4="http://schemas.microsoft.com/office/drawing/2016/5/10/chartex" xmlns:cx5="http://schemas.microsoft.com/office/drawing/2016/5/11/chartex" xmlns:cx6="http://schemas.microsoft.com/office/drawing/2016/5/12/chartex" xmlns:cx7="http://schemas.microsoft.com/office/drawing/2016/5/13/chartex" xmlns:cx8="http://schemas.microsoft.com/office/drawing/2016/5/14/chartex" xmlns:mc="http://schemas.openxmlformats.org/markup-compatibility/2006" xmlns:aink="http://schemas.microsoft.com/office/drawing/2016/ink" xmlns:am3d="http://schemas.microsoft.com/office/drawing/2017/model3d" xmlns:o="urn:schemas-microsoft-com:office:office" xmlns:oel="http://schemas.microsoft.com/office/2019/extlst" xmlns:r="http://schemas.openxmlformats.org/officeDocument/2006/relationships" xmlns:m="http://schemas.openxmlformats.org/officeDocument/2006/math" xmlns:v="urn:schemas-microsoft-com:vml" xmlns:wp14="http://schemas.microsoft.com/office/word/2010/wordprocessingDrawing" xmlns:wp="http://schemas.openxmlformats.org/drawingml/2006/wordprocessingDrawing" xmlns:w10="urn:schemas-microsoft-com:office:word" xmlns:w="http://schemas.openxmlformats.org/wordprocessingml/2006/main" xmlns:w14="http://schemas.microsoft.com/office/word/2010/wordml" xmlns:w15="http://schemas.microsoft.com/office/word/2012/wordml" xmlns:w16cei="http://schemas.microsoft.com/office/word/2026/wordml/cei" xmlns:w16cex="http://schemas.microsoft.com/office/word/2018/wordml/cex" xmlns:w16cid="http://schemas.microsoft.com/office/word/2016/wordml/cid" xmlns:w16="http://schemas.microsoft.com/office/word/2018/wordml" xmlns:w16du="http://schemas.microsoft.com/office/word/2023/wordml/word16du" xmlns:w16sdtdh="http://schemas.microsoft.com/office/word/2020/wordml/sdtdatahash" xmlns:w16sdtfl="http://schemas.microsoft.com/office/word/2024/wordml/sdtformatlock" xmlns:w16se="http://schemas.microsoft.com/office/word/2015/wordml/symex" xmlns:wpg="http://schemas.microsoft.com/office/word/2010/wordprocessingGroup" xmlns:wpi="http://schemas.microsoft.com/office/word/2010/wordprocessingInk" xmlns:wne="http://schemas.microsoft.com/office/word/2006/wordml" xmlns:wps="http://schemas.microsoft.com/office/word/2010/wordprocessingShape" mc:Ignorable="w14 w15 w16se w16cid w16 w16cex w16sdtdh w16sdtfl w16du wp14">
+<w16cid:commentsIds xmlns:mc="http://schemas.openxmlformats.org/markup-compatibility/2006" xmlns:w16cid="http://schemas.microsoft.com/office/word/2016/wordml/cid" mc:Ignorable="w16cid">
   <w16cid:commentId w16cid:paraId="64B10919" w16cid:durableId="0FE151E8"/>
   <w16cid:commentId w16cid:paraId="5E44EEBF" w16cid:durableId="2D26A441"/>
   <w16cid:commentId w16cid:paraId="1C40416B" w16cid:durableId="44901137"/>
@@ -19526,7 +19515,7 @@
   <w16cid:commentId w16cid:paraId="218B18EE" w16cid:durableId="70B08128"/>
   <w16cid:commentId w16cid:paraId="64A37205" w16cid:durableId="2A53DBA5"/>
   <w16cid:commentId w16cid:paraId="18998FE9" w16cid:durableId="0DE2D441"/>
-  <w16cid:commentId w16cid:paraId="3E613009" w16cid:durableId="33E417B3"/>
+  <w16cid:commentId w16cid:paraId="675373B3" w16cid:durableId="5504E301"/>
 </w16cid:commentsIds>
 </file>
 
@@ -23520,9 +23509,12 @@
 </file>
 
 <file path=word/people.xml><?xml version="1.0" encoding="utf-8"?>
-<w15:people xmlns:wpc="http://schemas.microsoft.com/office/word/2010/wordprocessingCanvas" xmlns:cx="http://schemas.microsoft.com/office/drawing/2014/chartex" xmlns:cx1="http://schemas.microsoft.com/office/drawing/2015/9/8/chartex" xmlns:cx2="http://schemas.microsoft.com/office/drawing/2015/10/21/chartex" xmlns:cx3="http://schemas.microsoft.com/office/drawing/2016/5/9/chartex" xmlns:cx4="http://schemas.microsoft.com/office/drawing/2016/5/10/chartex" xmlns:cx5="http://schemas.microsoft.com/office/drawing/2016/5/11/chartex" xmlns:cx6="http://schemas.microsoft.com/office/drawing/2016/5/12/chartex" xmlns:cx7="http://schemas.microsoft.com/office/drawing/2016/5/13/chartex" xmlns:cx8="http://schemas.microsoft.com/office/drawing/2016/5/14/chartex" xmlns:mc="http://schemas.openxmlformats.org/markup-compatibility/2006" xmlns:aink="http://schemas.microsoft.com/office/drawing/2016/ink" xmlns:am3d="http://schemas.microsoft.com/office/drawing/2017/model3d" xmlns:o="urn:schemas-microsoft-com:office:office" xmlns:oel="http://schemas.microsoft.com/office/2019/extlst" xmlns:r="http://schemas.openxmlformats.org/officeDocument/2006/relationships" xmlns:m="http://schemas.openxmlformats.org/officeDocument/2006/math" xmlns:v="urn:schemas-microsoft-com:vml" xmlns:wp14="http://schemas.microsoft.com/office/word/2010/wordprocessingDrawing" xmlns:wp="http://schemas.openxmlformats.org/drawingml/2006/wordprocessingDrawing" xmlns:w10="urn:schemas-microsoft-com:office:word" xmlns:w="http://schemas.openxmlformats.org/wordprocessingml/2006/main" xmlns:w14="http://schemas.microsoft.com/office/word/2010/wordml" xmlns:w15="http://schemas.microsoft.com/office/word/2012/wordml" xmlns:w16cei="http://schemas.microsoft.com/office/word/2026/wordml/cei" xmlns:w16cex="http://schemas.microsoft.com/office/word/2018/wordml/cex" xmlns:w16cid="http://schemas.microsoft.com/office/word/2016/wordml/cid" xmlns:w16="http://schemas.microsoft.com/office/word/2018/wordml" xmlns:w16du="http://schemas.microsoft.com/office/word/2023/wordml/word16du" xmlns:w16sdtdh="http://schemas.microsoft.com/office/word/2020/wordml/sdtdatahash" xmlns:w16sdtfl="http://schemas.microsoft.com/office/word/2024/wordml/sdtformatlock" xmlns:w16se="http://schemas.microsoft.com/office/word/2015/wordml/symex" xmlns:wpg="http://schemas.microsoft.com/office/word/2010/wordprocessingGroup" xmlns:wpi="http://schemas.microsoft.com/office/word/2010/wordprocessingInk" xmlns:wne="http://schemas.microsoft.com/office/word/2006/wordml" xmlns:wps="http://schemas.microsoft.com/office/word/2010/wordprocessingShape" mc:Ignorable="w14 w15 w16se w16cid w16 w16cex w16sdtdh w16sdtfl w16du wp14">
+<w15:people xmlns:mc="http://schemas.openxmlformats.org/markup-compatibility/2006" xmlns:w15="http://schemas.microsoft.com/office/word/2012/wordml" mc:Ignorable="w15">
   <w15:person w15:author="Gloria Alzate">
     <w15:presenceInfo w15:providerId="Windows Live" w15:userId="cdab09645ca1ce8f"/>
+  </w15:person>
+  <w15:person w15:author="Gloria Lida Alzate Suarez">
+    <w15:presenceInfo w15:providerId="AD" w15:userId="S::asgloria@sena.edu.co::d6e89336-0702-4eca-86bf-c2428cee8243"/>
   </w15:person>
 </w15:people>
 </file>
